--- a/fuentes/33130245_CF3_DU.docx
+++ b/fuentes/33130245_CF3_DU.docx
@@ -1,6 +1,6 @@
 
 <file path=word/document.xml><?xml version="1.0" encoding="utf-8"?>
-<w:document xmlns:wpc="http://schemas.microsoft.com/office/word/2010/wordprocessingCanvas" xmlns:cx="http://schemas.microsoft.com/office/drawing/2014/chartex" xmlns:cx1="http://schemas.microsoft.com/office/drawing/2015/9/8/chartex" xmlns:cx2="http://schemas.microsoft.com/office/drawing/2015/10/21/chartex" xmlns:cx3="http://schemas.microsoft.com/office/drawing/2016/5/9/chartex" xmlns:cx4="http://schemas.microsoft.com/office/drawing/2016/5/10/chartex" xmlns:cx5="http://schemas.microsoft.com/office/drawing/2016/5/11/chartex" xmlns:cx6="http://schemas.microsoft.com/office/drawing/2016/5/12/chartex" xmlns:cx7="http://schemas.microsoft.com/office/drawing/2016/5/13/chartex" xmlns:cx8="http://schemas.microsoft.com/office/drawing/2016/5/14/chartex" xmlns:mc="http://schemas.openxmlformats.org/markup-compatibility/2006" xmlns:aink="http://schemas.microsoft.com/office/drawing/2016/ink" xmlns:am3d="http://schemas.microsoft.com/office/drawing/2017/model3d" xmlns:o="urn:schemas-microsoft-com:office:office" xmlns:r="http://schemas.openxmlformats.org/officeDocument/2006/relationships" xmlns:m="http://schemas.openxmlformats.org/officeDocument/2006/math" xmlns:v="urn:schemas-microsoft-com:vml" xmlns:wp14="http://schemas.microsoft.com/office/word/2010/wordprocessingDrawing" xmlns:wp="http://schemas.openxmlformats.org/drawingml/2006/wordprocessingDrawing" xmlns:w10="urn:schemas-microsoft-com:office:word" xmlns:w="http://schemas.openxmlformats.org/wordprocessingml/2006/main" xmlns:w14="http://schemas.microsoft.com/office/word/2010/wordml" xmlns:w15="http://schemas.microsoft.com/office/word/2012/wordml" xmlns:w16cex="http://schemas.microsoft.com/office/word/2018/wordml/cex" xmlns:w16cid="http://schemas.microsoft.com/office/word/2016/wordml/cid" xmlns:w16="http://schemas.microsoft.com/office/word/2018/wordml" xmlns:w16se="http://schemas.microsoft.com/office/word/2015/wordml/symex" xmlns:wpg="http://schemas.microsoft.com/office/word/2010/wordprocessingGroup" xmlns:wpi="http://schemas.microsoft.com/office/word/2010/wordprocessingInk" xmlns:wne="http://schemas.microsoft.com/office/word/2006/wordml" xmlns:wps="http://schemas.microsoft.com/office/word/2010/wordprocessingShape" mc:Ignorable="w14 w15 w16se w16cid w16 w16cex wp14">
+<w:document xmlns:wpc="http://schemas.microsoft.com/office/word/2010/wordprocessingCanvas" xmlns:cx="http://schemas.microsoft.com/office/drawing/2014/chartex" xmlns:cx1="http://schemas.microsoft.com/office/drawing/2015/9/8/chartex" xmlns:cx2="http://schemas.microsoft.com/office/drawing/2015/10/21/chartex" xmlns:cx3="http://schemas.microsoft.com/office/drawing/2016/5/9/chartex" xmlns:cx4="http://schemas.microsoft.com/office/drawing/2016/5/10/chartex" xmlns:cx5="http://schemas.microsoft.com/office/drawing/2016/5/11/chartex" xmlns:cx6="http://schemas.microsoft.com/office/drawing/2016/5/12/chartex" xmlns:cx7="http://schemas.microsoft.com/office/drawing/2016/5/13/chartex" xmlns:cx8="http://schemas.microsoft.com/office/drawing/2016/5/14/chartex" xmlns:mc="http://schemas.openxmlformats.org/markup-compatibility/2006" xmlns:m="http://schemas.openxmlformats.org/officeDocument/2006/math" xmlns:aink="http://schemas.microsoft.com/office/drawing/2016/ink" xmlns:am3d="http://schemas.microsoft.com/office/drawing/2017/model3d" xmlns:oel="http://schemas.microsoft.com/office/2019/extlst" xmlns:r="http://schemas.openxmlformats.org/officeDocument/2006/relationships" xmlns:wp14="http://schemas.microsoft.com/office/word/2010/wordprocessingDrawing" xmlns:wp="http://schemas.openxmlformats.org/drawingml/2006/wordprocessingDrawing" xmlns:wpg="http://schemas.microsoft.com/office/word/2010/wordprocessingGroup" xmlns:wpi="http://schemas.microsoft.com/office/word/2010/wordprocessingInk" xmlns:wps="http://schemas.microsoft.com/office/word/2010/wordprocessingShape" xmlns:o="urn:schemas-microsoft-com:office:office" xmlns:v="urn:schemas-microsoft-com:vml" xmlns:w10="urn:schemas-microsoft-com:office:word" xmlns:w="http://schemas.openxmlformats.org/wordprocessingml/2006/main" xmlns:w14="http://schemas.microsoft.com/office/word/2010/wordml" xmlns:w15="http://schemas.microsoft.com/office/word/2012/wordml" xmlns:w16cex="http://schemas.microsoft.com/office/word/2018/wordml/cex" xmlns:w16cid="http://schemas.microsoft.com/office/word/2016/wordml/cid" xmlns:w16="http://schemas.microsoft.com/office/word/2018/wordml" xmlns:w16sdtdh="http://schemas.microsoft.com/office/word/2020/wordml/sdtdatahash" xmlns:w16sdtfl="http://schemas.microsoft.com/office/word/2024/wordml/sdtformatlock" xmlns:w16se="http://schemas.microsoft.com/office/word/2015/wordml/symex" xmlns:w16du="http://schemas.microsoft.com/office/word/2023/wordml/word16du" xmlns:wne="http://schemas.microsoft.com/office/word/2006/wordml" mc:Ignorable="w14 w15 w16se w16cid w16 w16cex w16sdtdh w16sdtfl w16du wp14">
   <w:body>
     <w:p>
       <w:r>
@@ -213,7 +213,7 @@
               </wp:anchor>
             </w:drawing>
           </mc:Choice>
-          <mc:Fallback xmlns:w16sdtdh="http://schemas.microsoft.com/office/word/2020/wordml/sdtdatahash">
+          <mc:Fallback>
             <w:pict>
               <v:rect w14:anchorId="5C6229C9" id="Rectángulo 4" o:spid="_x0000_s1026" style="position:absolute;margin-left:-55.7pt;margin-top:29pt;width:613.85pt;height:204pt;z-index:-251659776;visibility:visible;mso-wrap-style:square;mso-width-percent:0;mso-height-percent:0;mso-wrap-distance-left:9pt;mso-wrap-distance-top:0;mso-wrap-distance-right:9pt;mso-wrap-distance-bottom:0;mso-position-horizontal:absolute;mso-position-horizontal-relative:text;mso-position-vertical:absolute;mso-position-vertical-relative:text;mso-width-percent:0;mso-height-percent:0;mso-width-relative:page;mso-height-relative:margin;v-text-anchor:middle" o:gfxdata="UEsDBBQABgAIAAAAIQC2gziS/gAAAOEBAAATAAAAW0NvbnRlbnRfVHlwZXNdLnhtbJSRQU7DMBBF&#10;90jcwfIWJU67QAgl6YK0S0CoHGBkTxKLZGx5TGhvj5O2G0SRWNoz/78nu9wcxkFMGNg6quQqL6RA&#10;0s5Y6ir5vt9lD1JwBDIwOMJKHpHlpr69KfdHjyxSmriSfYz+USnWPY7AufNIadK6MEJMx9ApD/oD&#10;OlTrorhX2lFEilmcO2RdNtjC5xDF9pCuTyYBB5bi6bQ4syoJ3g9WQ0ymaiLzg5KdCXlKLjvcW893&#10;SUOqXwnz5DrgnHtJTxOsQfEKIT7DmDSUCaxw7Rqn8787ZsmRM9e2VmPeBN4uqYvTtW7jvijg9N/y&#10;JsXecLq0q+WD6m8AAAD//wMAUEsDBBQABgAIAAAAIQA4/SH/1gAAAJQBAAALAAAAX3JlbHMvLnJl&#10;bHOkkMFqwzAMhu+DvYPRfXGawxijTi+j0GvpHsDYimMaW0Yy2fr2M4PBMnrbUb/Q94l/f/hMi1qR&#10;JVI2sOt6UJgd+ZiDgffL8ekFlFSbvV0oo4EbChzGx4f9GRdb25HMsYhqlCwG5lrLq9biZkxWOiqY&#10;22YiTra2kYMu1l1tQD30/bPm3wwYN0x18gb45AdQl1tp5j/sFB2T0FQ7R0nTNEV3j6o9feQzro1i&#10;OWA14Fm+Q8a1a8+Bvu/d/dMb2JY5uiPbhG/ktn4cqGU/er3pcvwCAAD//wMAUEsDBBQABgAIAAAA&#10;IQAF8iIXAAMAAGAGAAAOAAAAZHJzL2Uyb0RvYy54bWysVdtu2zAMfR+wfxD0ntpOnOaCOkUuyzAg&#10;aIu2Q58VWU6MyZImKbcN+5h9y35slGS7WVcMw7AAUSSRPOQhKebq+lhxtGfalFJkOLmIMWKCyrwU&#10;mwx/fFx2hhgZS0ROuBQswydm8PXk7ZurgxqzrtxKnjONAESY8UFleGutGkeRoVtWEXMhFRMgLKSu&#10;iIWj3kS5JgdAr3jUjePL6CB1rrSkzBi4XQQhnnj8omDU3haFYRbxDENs1q/ar2u3RpMrMt5oorYl&#10;rcMg/xBFRUoBTluoBbEE7XT5G1RVUi2NLOwFlVUki6KkzHMANkn8gs3DlijmuUByjGrTZP4fLL3Z&#10;32lU5hlOMRKkghLdQ9J+fBebHZco9aTY0a6MdfRgF2h9nSfD3mKwvOzM0tGwk/Zmvc4oHc46yaA7&#10;nPW70+nlu/Sbs84ZHcNXamLLPWtyDDd/R6Iut0vPIHrGwWhPoKSJK2Dk42p+faTRQZmx5+Y6wW8f&#10;1J12FIxaSfrJOLtfJO5gap1joSunC/VBR98sp7ZZXAooXA4Go/5w1MeIgqzbH8XD2LcTRNOYK23s&#10;eyYr5DYZ1pBYn0+yhyBD4I2Kj0zyMl+WnPuD3qznXAeacdxL0kXN1ZyrceGUhXRmAdHdeGaBjKdl&#10;T5w5PS7uWQHVhvC7PhL/zljrh1DKhE2CaAulC+77MXwa7+5lOgufbw/okAvw32LXAI1mAGmwQ5S1&#10;vjNl/pm2xvGfAgvGrYX3LIVtjatSSP0aAAdWteeg3yQppMZlaS3zE7wFLcOQMIouS6jbihh7RzRM&#10;BZgfMOnsLSwFl4cMy3qH0VbqL6/dO33oc5BidIApk2HzeUc0w4h/EPCMR0maurHkD2l/0IWDPpes&#10;zyViV82l73oE0fmt07e82RZaVk8wEKfOK4iIoOA7w9Tq5jC3YfrBSKVsOvVqMIoUsSvxoOBRhuK5&#10;vnw8PhGt6ua10Pc3splIZPyih4Ouq4eQ052VRekb/Dmvdb5hjPnGqUeum5PnZ6/1/Mcw+QkAAP//&#10;AwBQSwMEFAAGAAgAAAAhAGJKpMbfAAAADAEAAA8AAABkcnMvZG93bnJldi54bWxMj8FuwjAQRO9I&#10;/QdrK3EDxy1EKI2DKtSIW6VADz2aeEmixutgG0j+vubUHlf7NPMm346mZzd0vrMkQSwTYEi11R01&#10;Er6O5WIDzAdFWvWWUMKEHrbF0yxXmbZ3qvB2CA2LIeQzJaENYcg493WLRvmlHZDi72ydUSGeruHa&#10;qXsMNz1/SZKUG9VRbGjVgLsW65/D1Uj4/tjhvsLL5+TcJC501mVVBinnz+P7G7CAY/iD4aEf1aGI&#10;Tid7Je1ZL2EhhFhFVsJ6E0c9CCHSV2AnCas0TYAXOf8/ovgFAAD//wMAUEsBAi0AFAAGAAgAAAAh&#10;ALaDOJL+AAAA4QEAABMAAAAAAAAAAAAAAAAAAAAAAFtDb250ZW50X1R5cGVzXS54bWxQSwECLQAU&#10;AAYACAAAACEAOP0h/9YAAACUAQAACwAAAAAAAAAAAAAAAAAvAQAAX3JlbHMvLnJlbHNQSwECLQAU&#10;AAYACAAAACEABfIiFwADAABgBgAADgAAAAAAAAAAAAAAAAAuAgAAZHJzL2Uyb0RvYy54bWxQSwEC&#10;LQAUAAYACAAAACEAYkqkxt8AAAAMAQAADwAAAAAAAAAAAAAAAABaBQAAZHJzL2Rvd25yZXYueG1s&#10;UEsFBgAAAAAEAAQA8wAAAGYGAAAAAA==&#10;" fillcolor="#00314d" stroked="f" strokeweight="1pt"/>
             </w:pict>
@@ -2677,6 +2677,11 @@
         <w:rPr>
           <w:b/>
         </w:rPr>
+      </w:r>
+      <w:r>
+        <w:rPr>
+          <w:b/>
+        </w:rPr>
         <w:fldChar w:fldCharType="separate"/>
       </w:r>
       <w:r>
@@ -4328,14 +4333,20 @@
           <w:b/>
           <w:lang w:eastAsia="es-CO"/>
         </w:rPr>
+        <w:t>Resignificación de la experiencia migratoria</w:t>
+      </w:r>
+      <w:r>
+        <w:rPr>
+          <w:lang w:eastAsia="es-CO"/>
+        </w:rPr>
+        <w:t xml:space="preserve">: favorece la reinterpretación de las vivencias asociadas a la movilidad humana, integrando pérdidas y </w:t>
+      </w:r>
+      <w:r>
+        <w:rPr>
+          <w:lang w:eastAsia="es-CO"/>
+        </w:rPr>
         <w:lastRenderedPageBreak/>
-        <w:t>Resignificación de la experiencia migratoria</w:t>
-      </w:r>
-      <w:r>
-        <w:rPr>
-          <w:lang w:eastAsia="es-CO"/>
-        </w:rPr>
-        <w:t>: favorece la reinterpretación de las vivencias asociadas a la movilidad humana, integrando pérdidas y aprendizajes. Este proceso contribuye a la reconstrucción del proyecto de vida y a la disminución de sentimientos de culpa, ansiedad y desarraigo (MSPS).</w:t>
+        <w:t>aprendizajes. Este proceso contribuye a la reconstrucción del proyecto de vida y a la disminución de sentimientos de culpa, ansiedad y desarraigo (MSPS).</w:t>
       </w:r>
     </w:p>
     <w:p>
@@ -4421,8 +4432,14 @@
         <w:rPr>
           <w:lang w:eastAsia="es-CO"/>
         </w:rPr>
+        <w:t xml:space="preserve">Estas habilidades no se limitan a la transmisión de información, sino que constituyen un elemento central para generar confianza, favorecer la participación </w:t>
+      </w:r>
+      <w:r>
+        <w:rPr>
+          <w:lang w:eastAsia="es-CO"/>
+        </w:rPr>
         <w:lastRenderedPageBreak/>
-        <w:t>Estas habilidades no se limitan a la transmisión de información, sino que constituyen un elemento central para generar confianza, favorecer la participación activa y asegurar procesos de acompañamiento acordes con las realidades y necesidades de cada persona o comunidad.</w:t>
+        <w:t>activa y asegurar procesos de acompañamiento acordes con las realidades y necesidades de cada persona o comunidad.</w:t>
       </w:r>
     </w:p>
     <w:p>
@@ -4535,14 +4552,7 @@
         <w:rPr>
           <w:lang w:eastAsia="es-CO"/>
         </w:rPr>
-        <w:t xml:space="preserve">: supone la disposición para reconocer y aceptar diferencias culturales, religiosas, lingüísticas y de género, evitando prejuicios y estereotipos. Esta actitud favorece intervenciones más </w:t>
-      </w:r>
-      <w:r>
-        <w:rPr>
-          <w:lang w:eastAsia="es-CO"/>
-        </w:rPr>
-        <w:lastRenderedPageBreak/>
-        <w:t>inclusivas, disminuye barreras de comunicación y fortalece el reconocimiento de la diversidad.</w:t>
+        <w:t>: supone la disposición para reconocer y aceptar diferencias culturales, religiosas, lingüísticas y de género, evitando prejuicios y estereotipos. Esta actitud favorece intervenciones más inclusivas, disminuye barreras de comunicación y fortalece el reconocimiento de la diversidad.</w:t>
       </w:r>
     </w:p>
     <w:p>
@@ -4561,6 +4571,7 @@
           <w:b/>
           <w:lang w:eastAsia="es-CO"/>
         </w:rPr>
+        <w:lastRenderedPageBreak/>
         <w:t>Adaptación cultural</w:t>
       </w:r>
       <w:r>
@@ -4628,8 +4639,14 @@
         <w:rPr>
           <w:lang w:eastAsia="es-CO"/>
         </w:rPr>
+        <w:t xml:space="preserve">Los PAP no sustituyen los procesos terapéuticos especializados, sino que actúan como un primer nivel de atención orientado a estabilizar a la persona y fortalecer sus </w:t>
+      </w:r>
+      <w:r>
+        <w:rPr>
+          <w:lang w:eastAsia="es-CO"/>
+        </w:rPr>
         <w:lastRenderedPageBreak/>
-        <w:t>Los PAP no sustituyen los procesos terapéuticos especializados, sino que actúan como un primer nivel de atención orientado a estabilizar a la persona y fortalecer sus recursos inmediatos de afrontamiento, garantizando una atención digna, ética y centrada en la persona.</w:t>
+        <w:t>recursos inmediatos de afrontamiento, garantizando una atención digna, ética y centrada en la persona.</w:t>
       </w:r>
     </w:p>
     <w:p>
@@ -4711,7 +4728,6 @@
           <w:b/>
           <w:lang w:eastAsia="es-CO"/>
         </w:rPr>
-        <w:lastRenderedPageBreak/>
         <w:t>Acciones inmediatas de apoyo</w:t>
       </w:r>
       <w:r>
@@ -4737,6 +4753,7 @@
           <w:b/>
           <w:lang w:eastAsia="es-CO"/>
         </w:rPr>
+        <w:lastRenderedPageBreak/>
         <w:t>Estar</w:t>
       </w:r>
       <w:r>
@@ -6557,13 +6574,60 @@
         </w:rPr>
         <w:t xml:space="preserve">Ministerio de Salud y Protección Social. (2023). Estrategia de acompañamiento psicosocial para población migrante venezolana, población colombiana retornada, comunidades de acogida o receptoras, y lineamientos para su implementación. MSPS. </w:t>
       </w:r>
+    </w:p>
+    <w:p>
+      <w:pPr>
+        <w:rPr>
+          <w:lang w:val="es-MX" w:eastAsia="es-CO"/>
+        </w:rPr>
+      </w:pPr>
+      <w:r>
+        <w:rPr>
+          <w:lang w:val="es-MX" w:eastAsia="es-CO"/>
+        </w:rPr>
+        <w:t>Organización Internacional para las Migraciones. (2019). Guía para la atención psicosocial a personas migrantes (Manual de salud mental y apoyo psicosocial). OIM.</w:t>
+      </w:r>
+    </w:p>
+    <w:p>
+      <w:pPr>
+        <w:rPr>
+          <w:lang w:val="es-MX" w:eastAsia="es-CO"/>
+        </w:rPr>
+      </w:pPr>
+    </w:p>
+    <w:p>
+      <w:pPr>
+        <w:rPr>
+          <w:lang w:val="es-MX" w:eastAsia="es-CO"/>
+        </w:rPr>
+      </w:pPr>
+      <w:r>
+        <w:rPr>
+          <w:lang w:val="es-MX" w:eastAsia="es-CO"/>
+        </w:rPr>
+        <w:t>Organización Internacional para las Migraciones. (2020). Salud mental, respuesta psicosocial y comunicación intercultural. OIM.</w:t>
+      </w:r>
+    </w:p>
+    <w:p>
+      <w:pPr>
+        <w:rPr>
+          <w:lang w:val="es-MX" w:eastAsia="es-CO"/>
+        </w:rPr>
+      </w:pPr>
+      <w:r>
+        <w:rPr>
+          <w:lang w:val="es-MX" w:eastAsia="es-CO"/>
+        </w:rPr>
+        <w:lastRenderedPageBreak/>
+        <w:t xml:space="preserve">Organización Internacional para las Migraciones. (2021). Manual sobre salud mental y apoyo psicosocial de base comunitaria en emergencias y desplazamiento. OIM. </w:t>
+      </w:r>
       <w:hyperlink r:id="rId19" w:history="1">
         <w:r>
           <w:rPr>
             <w:rStyle w:val="Hipervnculo"/>
             <w:lang w:val="es-MX" w:eastAsia="es-CO"/>
           </w:rPr>
-          <w:t>https://www.minsalud.gov.co/Anexos_Normatividad_Nuevo/Estrategia_psicosocial_poblacion_migrante_y_lineamientos.pdf</w:t>
+          <w:t>https://www.iom.int/sites/g/files/tmzbdl2616/files/mhpss/segunda-edicion-manual-smaps-emergencias-y-desplazamiento.pdf</w:t>
         </w:r>
       </w:hyperlink>
     </w:p>
@@ -6577,41 +6641,7 @@
         <w:rPr>
           <w:lang w:val="es-MX" w:eastAsia="es-CO"/>
         </w:rPr>
-        <w:t>Organización Internacional para las Migraciones. (2019). Guía para la atención psicosocial a personas migrantes (Manual de salud mental y apoyo psicosocial). OIM.</w:t>
-      </w:r>
-    </w:p>
-    <w:p>
-      <w:pPr>
-        <w:rPr>
-          <w:lang w:val="es-MX" w:eastAsia="es-CO"/>
-        </w:rPr>
-      </w:pPr>
-    </w:p>
-    <w:p>
-      <w:pPr>
-        <w:rPr>
-          <w:lang w:val="es-MX" w:eastAsia="es-CO"/>
-        </w:rPr>
-      </w:pPr>
-      <w:r>
-        <w:rPr>
-          <w:lang w:val="es-MX" w:eastAsia="es-CO"/>
-        </w:rPr>
-        <w:lastRenderedPageBreak/>
-        <w:t>Organización Internacional para las Migraciones. (2020). Salud mental, respuesta psicosocial y comunicación intercultural. OIM.</w:t>
-      </w:r>
-    </w:p>
-    <w:p>
-      <w:pPr>
-        <w:rPr>
-          <w:lang w:val="es-MX" w:eastAsia="es-CO"/>
-        </w:rPr>
-      </w:pPr>
-      <w:r>
-        <w:rPr>
-          <w:lang w:val="es-MX" w:eastAsia="es-CO"/>
-        </w:rPr>
-        <w:t xml:space="preserve">Organización Internacional para las Migraciones. (2021). Manual sobre salud mental y apoyo psicosocial de base comunitaria en emergencias y desplazamiento. OIM. </w:t>
+        <w:t xml:space="preserve">Organización Panamericana de la Salud. (s. f.). Salud mental y apoyo psicosocial en emergencias SMAPS. OPS. </w:t>
       </w:r>
       <w:hyperlink r:id="rId20" w:history="1">
         <w:r>
@@ -6619,7 +6649,7 @@
             <w:rStyle w:val="Hipervnculo"/>
             <w:lang w:val="es-MX" w:eastAsia="es-CO"/>
           </w:rPr>
-          <w:t>https://www.iom.int/sites/g/files/tmzbdl2616/files/mhpss/segunda-edicion-manual-smaps-emergencias-y-desplazamiento.pdf</w:t>
+          <w:t>https://www.paho.org/es/temas/salud-mental-apoyo-psicosocial-emergencias-smaps</w:t>
         </w:r>
       </w:hyperlink>
     </w:p>
@@ -6633,17 +6663,8 @@
         <w:rPr>
           <w:lang w:val="es-MX" w:eastAsia="es-CO"/>
         </w:rPr>
-        <w:t xml:space="preserve">Organización Panamericana de la Salud. (s. f.). Salud mental y apoyo psicosocial en emergencias SMAPS. OPS. </w:t>
-      </w:r>
-      <w:hyperlink r:id="rId21" w:history="1">
-        <w:r>
-          <w:rPr>
-            <w:rStyle w:val="Hipervnculo"/>
-            <w:lang w:val="es-MX" w:eastAsia="es-CO"/>
-          </w:rPr>
-          <w:t>https://www.paho.org/es/temas/salud-mental-apoyo-psicosocial-emergencias-smaps</w:t>
-        </w:r>
-      </w:hyperlink>
+        <w:t>Organización Panamericana de la Salud. (2021). Migración y Salud en las Américas. OPS.</w:t>
+      </w:r>
     </w:p>
     <w:p>
       <w:pPr>
@@ -6655,128 +6676,27 @@
         <w:rPr>
           <w:lang w:val="es-MX" w:eastAsia="es-CO"/>
         </w:rPr>
-        <w:t>Organización Panamericana de la Salud. (2021). Migración y Salud en las Américas. OPS.</w:t>
-      </w:r>
-    </w:p>
-    <w:p>
-      <w:pPr>
-        <w:rPr>
+        <w:t xml:space="preserve">Organización Mundial de la Salud (OMS). (2011). Psychological first aid: Guide for field workers. OMS. </w:t>
+      </w:r>
+      <w:r>
+        <w:fldChar w:fldCharType="begin"/>
+      </w:r>
+      <w:r>
+        <w:instrText>HYPERLINK "https://www.who.int/publications/i/item/9789241548205"</w:instrText>
+      </w:r>
+      <w:r>
+        <w:fldChar w:fldCharType="separate"/>
+      </w:r>
+      <w:r>
+        <w:rPr>
+          <w:rStyle w:val="Hipervnculo"/>
           <w:lang w:val="es-MX" w:eastAsia="es-CO"/>
         </w:rPr>
-      </w:pPr>
-      <w:r>
-        <w:rPr>
-          <w:lang w:val="es-MX" w:eastAsia="es-CO"/>
-        </w:rPr>
-        <w:t xml:space="preserve">Organización Mundial de la Salud (OMS). (2011). </w:t>
-      </w:r>
-      <w:proofErr w:type="spellStart"/>
-      <w:r>
-        <w:rPr>
-          <w:lang w:val="es-MX" w:eastAsia="es-CO"/>
-        </w:rPr>
-        <w:t>Psychological</w:t>
-      </w:r>
-      <w:proofErr w:type="spellEnd"/>
-      <w:r>
-        <w:rPr>
-          <w:lang w:val="es-MX" w:eastAsia="es-CO"/>
-        </w:rPr>
-        <w:t xml:space="preserve"> </w:t>
-      </w:r>
-      <w:proofErr w:type="spellStart"/>
-      <w:r>
-        <w:rPr>
-          <w:lang w:val="es-MX" w:eastAsia="es-CO"/>
-        </w:rPr>
-        <w:t>first</w:t>
-      </w:r>
-      <w:proofErr w:type="spellEnd"/>
-      <w:r>
-        <w:rPr>
-          <w:lang w:val="es-MX" w:eastAsia="es-CO"/>
-        </w:rPr>
-        <w:t xml:space="preserve"> </w:t>
-      </w:r>
-      <w:proofErr w:type="spellStart"/>
-      <w:r>
-        <w:rPr>
-          <w:lang w:val="es-MX" w:eastAsia="es-CO"/>
-        </w:rPr>
-        <w:t>aid</w:t>
-      </w:r>
-      <w:proofErr w:type="spellEnd"/>
-      <w:r>
-        <w:rPr>
-          <w:lang w:val="es-MX" w:eastAsia="es-CO"/>
-        </w:rPr>
-        <w:t xml:space="preserve">: </w:t>
-      </w:r>
-      <w:proofErr w:type="spellStart"/>
-      <w:r>
-        <w:rPr>
-          <w:lang w:val="es-MX" w:eastAsia="es-CO"/>
-        </w:rPr>
-        <w:t>Guide</w:t>
-      </w:r>
-      <w:proofErr w:type="spellEnd"/>
-      <w:r>
-        <w:rPr>
-          <w:lang w:val="es-MX" w:eastAsia="es-CO"/>
-        </w:rPr>
-        <w:t xml:space="preserve"> </w:t>
-      </w:r>
-      <w:proofErr w:type="spellStart"/>
-      <w:r>
-        <w:rPr>
-          <w:lang w:val="es-MX" w:eastAsia="es-CO"/>
-        </w:rPr>
-        <w:t>for</w:t>
-      </w:r>
-      <w:proofErr w:type="spellEnd"/>
-      <w:r>
-        <w:rPr>
-          <w:lang w:val="es-MX" w:eastAsia="es-CO"/>
-        </w:rPr>
-        <w:t xml:space="preserve"> </w:t>
-      </w:r>
-      <w:proofErr w:type="spellStart"/>
-      <w:r>
-        <w:rPr>
-          <w:lang w:val="es-MX" w:eastAsia="es-CO"/>
-        </w:rPr>
-        <w:t>field</w:t>
-      </w:r>
-      <w:proofErr w:type="spellEnd"/>
-      <w:r>
-        <w:rPr>
-          <w:lang w:val="es-MX" w:eastAsia="es-CO"/>
-        </w:rPr>
-        <w:t xml:space="preserve"> </w:t>
-      </w:r>
-      <w:proofErr w:type="spellStart"/>
-      <w:r>
-        <w:rPr>
-          <w:lang w:val="es-MX" w:eastAsia="es-CO"/>
-        </w:rPr>
-        <w:t>workers</w:t>
-      </w:r>
-      <w:proofErr w:type="spellEnd"/>
-      <w:r>
-        <w:rPr>
-          <w:lang w:val="es-MX" w:eastAsia="es-CO"/>
-        </w:rPr>
-        <w:t xml:space="preserve">. OMS. </w:t>
-      </w:r>
-      <w:hyperlink r:id="rId22" w:history="1">
-        <w:r>
-          <w:rPr>
-            <w:rStyle w:val="Hipervnculo"/>
-            <w:lang w:val="es-MX" w:eastAsia="es-CO"/>
-          </w:rPr>
-          <w:t>https://www.who.int/publications/i/item/9789241548205</w:t>
-        </w:r>
-      </w:hyperlink>
+        <w:t>https://www.who.int/publications/i/item/9789241548205</w:t>
+      </w:r>
+      <w:r>
+        <w:fldChar w:fldCharType="end"/>
+      </w:r>
     </w:p>
     <w:p>
       <w:pPr>
@@ -6957,15 +6877,7 @@
               </w:rPr>
             </w:pPr>
             <w:r>
-              <w:t xml:space="preserve">Diana Rocío </w:t>
-            </w:r>
-            <w:proofErr w:type="spellStart"/>
-            <w:r>
-              <w:t>Possos</w:t>
-            </w:r>
-            <w:proofErr w:type="spellEnd"/>
-            <w:r>
-              <w:t xml:space="preserve"> Beltrán</w:t>
+              <w:t>Diana Rocío Possos Beltrán</w:t>
             </w:r>
           </w:p>
         </w:tc>
@@ -7028,15 +6940,7 @@
               </w:rPr>
             </w:pPr>
             <w:r>
-              <w:t xml:space="preserve">Carolina </w:t>
-            </w:r>
-            <w:proofErr w:type="spellStart"/>
-            <w:r>
-              <w:t>Yusunguaira</w:t>
-            </w:r>
-            <w:proofErr w:type="spellEnd"/>
-            <w:r>
-              <w:t xml:space="preserve"> Ceballos</w:t>
+              <w:t>Carolina Yusunguaira Ceballos</w:t>
             </w:r>
           </w:p>
         </w:tc>
@@ -7417,13 +7321,8 @@
             </w:pPr>
             <w:r>
               <w:lastRenderedPageBreak/>
-              <w:t xml:space="preserve">Diego Fernando Velasco </w:t>
+              <w:t>Diego Fernando Velasco Güiza</w:t>
             </w:r>
-            <w:proofErr w:type="spellStart"/>
-            <w:r>
-              <w:t>Güiza</w:t>
-            </w:r>
-            <w:proofErr w:type="spellEnd"/>
           </w:p>
         </w:tc>
         <w:tc>
@@ -7676,8 +7575,8 @@
       </w:pPr>
     </w:p>
     <w:sectPr>
-      <w:headerReference w:type="default" r:id="rId23"/>
-      <w:footerReference w:type="default" r:id="rId24"/>
+      <w:headerReference w:type="default" r:id="rId21"/>
+      <w:footerReference w:type="default" r:id="rId22"/>
       <w:pgSz w:w="12240" w:h="15840"/>
       <w:pgMar w:top="1701" w:right="1134" w:bottom="1134" w:left="1134" w:header="709" w:footer="737" w:gutter="0"/>
       <w:pgNumType w:start="1"/>
@@ -7689,7 +7588,7 @@
 </file>
 
 <file path=word/endnotes.xml><?xml version="1.0" encoding="utf-8"?>
-<w:endnotes xmlns:wpc="http://schemas.microsoft.com/office/word/2010/wordprocessingCanvas" xmlns:cx="http://schemas.microsoft.com/office/drawing/2014/chartex" xmlns:cx1="http://schemas.microsoft.com/office/drawing/2015/9/8/chartex" xmlns:cx2="http://schemas.microsoft.com/office/drawing/2015/10/21/chartex" xmlns:cx3="http://schemas.microsoft.com/office/drawing/2016/5/9/chartex" xmlns:cx4="http://schemas.microsoft.com/office/drawing/2016/5/10/chartex" xmlns:cx5="http://schemas.microsoft.com/office/drawing/2016/5/11/chartex" xmlns:cx6="http://schemas.microsoft.com/office/drawing/2016/5/12/chartex" xmlns:cx7="http://schemas.microsoft.com/office/drawing/2016/5/13/chartex" xmlns:cx8="http://schemas.microsoft.com/office/drawing/2016/5/14/chartex" xmlns:mc="http://schemas.openxmlformats.org/markup-compatibility/2006" xmlns:aink="http://schemas.microsoft.com/office/drawing/2016/ink" xmlns:am3d="http://schemas.microsoft.com/office/drawing/2017/model3d" xmlns:o="urn:schemas-microsoft-com:office:office" xmlns:r="http://schemas.openxmlformats.org/officeDocument/2006/relationships" xmlns:m="http://schemas.openxmlformats.org/officeDocument/2006/math" xmlns:v="urn:schemas-microsoft-com:vml" xmlns:wp14="http://schemas.microsoft.com/office/word/2010/wordprocessingDrawing" xmlns:wp="http://schemas.openxmlformats.org/drawingml/2006/wordprocessingDrawing" xmlns:w10="urn:schemas-microsoft-com:office:word" xmlns:w="http://schemas.openxmlformats.org/wordprocessingml/2006/main" xmlns:w14="http://schemas.microsoft.com/office/word/2010/wordml" xmlns:w15="http://schemas.microsoft.com/office/word/2012/wordml" xmlns:w16cex="http://schemas.microsoft.com/office/word/2018/wordml/cex" xmlns:w16cid="http://schemas.microsoft.com/office/word/2016/wordml/cid" xmlns:w16="http://schemas.microsoft.com/office/word/2018/wordml" xmlns:w16se="http://schemas.microsoft.com/office/word/2015/wordml/symex" xmlns:wpg="http://schemas.microsoft.com/office/word/2010/wordprocessingGroup" xmlns:wpi="http://schemas.microsoft.com/office/word/2010/wordprocessingInk" xmlns:wne="http://schemas.microsoft.com/office/word/2006/wordml" xmlns:wps="http://schemas.microsoft.com/office/word/2010/wordprocessingShape" mc:Ignorable="w14 w15 w16se w16cid w16 w16cex wp14">
+<w:endnotes xmlns:wpc="http://schemas.microsoft.com/office/word/2010/wordprocessingCanvas" xmlns:cx="http://schemas.microsoft.com/office/drawing/2014/chartex" xmlns:cx1="http://schemas.microsoft.com/office/drawing/2015/9/8/chartex" xmlns:cx2="http://schemas.microsoft.com/office/drawing/2015/10/21/chartex" xmlns:cx3="http://schemas.microsoft.com/office/drawing/2016/5/9/chartex" xmlns:cx4="http://schemas.microsoft.com/office/drawing/2016/5/10/chartex" xmlns:cx5="http://schemas.microsoft.com/office/drawing/2016/5/11/chartex" xmlns:cx6="http://schemas.microsoft.com/office/drawing/2016/5/12/chartex" xmlns:cx7="http://schemas.microsoft.com/office/drawing/2016/5/13/chartex" xmlns:cx8="http://schemas.microsoft.com/office/drawing/2016/5/14/chartex" xmlns:mc="http://schemas.openxmlformats.org/markup-compatibility/2006" xmlns:m="http://schemas.openxmlformats.org/officeDocument/2006/math" xmlns:aink="http://schemas.microsoft.com/office/drawing/2016/ink" xmlns:am3d="http://schemas.microsoft.com/office/drawing/2017/model3d" xmlns:oel="http://schemas.microsoft.com/office/2019/extlst" xmlns:r="http://schemas.openxmlformats.org/officeDocument/2006/relationships" xmlns:wp14="http://schemas.microsoft.com/office/word/2010/wordprocessingDrawing" xmlns:wp="http://schemas.openxmlformats.org/drawingml/2006/wordprocessingDrawing" xmlns:wpg="http://schemas.microsoft.com/office/word/2010/wordprocessingGroup" xmlns:wpi="http://schemas.microsoft.com/office/word/2010/wordprocessingInk" xmlns:wps="http://schemas.microsoft.com/office/word/2010/wordprocessingShape" xmlns:o="urn:schemas-microsoft-com:office:office" xmlns:v="urn:schemas-microsoft-com:vml" xmlns:w10="urn:schemas-microsoft-com:office:word" xmlns:w="http://schemas.openxmlformats.org/wordprocessingml/2006/main" xmlns:w14="http://schemas.microsoft.com/office/word/2010/wordml" xmlns:w15="http://schemas.microsoft.com/office/word/2012/wordml" xmlns:w16cex="http://schemas.microsoft.com/office/word/2018/wordml/cex" xmlns:w16cid="http://schemas.microsoft.com/office/word/2016/wordml/cid" xmlns:w16="http://schemas.microsoft.com/office/word/2018/wordml" xmlns:w16sdtdh="http://schemas.microsoft.com/office/word/2020/wordml/sdtdatahash" xmlns:w16sdtfl="http://schemas.microsoft.com/office/word/2024/wordml/sdtformatlock" xmlns:w16se="http://schemas.microsoft.com/office/word/2015/wordml/symex" xmlns:w16du="http://schemas.microsoft.com/office/word/2023/wordml/word16du" xmlns:wne="http://schemas.microsoft.com/office/word/2006/wordml" mc:Ignorable="w14 w15 w16se w16cid w16 w16cex w16sdtdh w16sdtfl w16du wp14">
   <w:endnote w:type="separator" w:id="-1">
     <w:p>
       <w:pPr>
@@ -7714,7 +7613,7 @@
 </file>
 
 <file path=word/footer1.xml><?xml version="1.0" encoding="utf-8"?>
-<w:ftr xmlns:wpc="http://schemas.microsoft.com/office/word/2010/wordprocessingCanvas" xmlns:cx="http://schemas.microsoft.com/office/drawing/2014/chartex" xmlns:cx1="http://schemas.microsoft.com/office/drawing/2015/9/8/chartex" xmlns:cx2="http://schemas.microsoft.com/office/drawing/2015/10/21/chartex" xmlns:cx3="http://schemas.microsoft.com/office/drawing/2016/5/9/chartex" xmlns:cx4="http://schemas.microsoft.com/office/drawing/2016/5/10/chartex" xmlns:cx5="http://schemas.microsoft.com/office/drawing/2016/5/11/chartex" xmlns:cx6="http://schemas.microsoft.com/office/drawing/2016/5/12/chartex" xmlns:cx7="http://schemas.microsoft.com/office/drawing/2016/5/13/chartex" xmlns:cx8="http://schemas.microsoft.com/office/drawing/2016/5/14/chartex" xmlns:mc="http://schemas.openxmlformats.org/markup-compatibility/2006" xmlns:aink="http://schemas.microsoft.com/office/drawing/2016/ink" xmlns:am3d="http://schemas.microsoft.com/office/drawing/2017/model3d" xmlns:o="urn:schemas-microsoft-com:office:office" xmlns:r="http://schemas.openxmlformats.org/officeDocument/2006/relationships" xmlns:m="http://schemas.openxmlformats.org/officeDocument/2006/math" xmlns:v="urn:schemas-microsoft-com:vml" xmlns:wp14="http://schemas.microsoft.com/office/word/2010/wordprocessingDrawing" xmlns:wp="http://schemas.openxmlformats.org/drawingml/2006/wordprocessingDrawing" xmlns:w10="urn:schemas-microsoft-com:office:word" xmlns:w="http://schemas.openxmlformats.org/wordprocessingml/2006/main" xmlns:w14="http://schemas.microsoft.com/office/word/2010/wordml" xmlns:w15="http://schemas.microsoft.com/office/word/2012/wordml" xmlns:w16cex="http://schemas.microsoft.com/office/word/2018/wordml/cex" xmlns:w16cid="http://schemas.microsoft.com/office/word/2016/wordml/cid" xmlns:w16="http://schemas.microsoft.com/office/word/2018/wordml" xmlns:w16se="http://schemas.microsoft.com/office/word/2015/wordml/symex" xmlns:wpg="http://schemas.microsoft.com/office/word/2010/wordprocessingGroup" xmlns:wpi="http://schemas.microsoft.com/office/word/2010/wordprocessingInk" xmlns:wne="http://schemas.microsoft.com/office/word/2006/wordml" xmlns:wps="http://schemas.microsoft.com/office/word/2010/wordprocessingShape" mc:Ignorable="w14 w15 w16se w16cid w16 w16cex wp14">
+<w:ftr xmlns:wpc="http://schemas.microsoft.com/office/word/2010/wordprocessingCanvas" xmlns:cx="http://schemas.microsoft.com/office/drawing/2014/chartex" xmlns:cx1="http://schemas.microsoft.com/office/drawing/2015/9/8/chartex" xmlns:cx2="http://schemas.microsoft.com/office/drawing/2015/10/21/chartex" xmlns:cx3="http://schemas.microsoft.com/office/drawing/2016/5/9/chartex" xmlns:cx4="http://schemas.microsoft.com/office/drawing/2016/5/10/chartex" xmlns:cx5="http://schemas.microsoft.com/office/drawing/2016/5/11/chartex" xmlns:cx6="http://schemas.microsoft.com/office/drawing/2016/5/12/chartex" xmlns:cx7="http://schemas.microsoft.com/office/drawing/2016/5/13/chartex" xmlns:cx8="http://schemas.microsoft.com/office/drawing/2016/5/14/chartex" xmlns:mc="http://schemas.openxmlformats.org/markup-compatibility/2006" xmlns:m="http://schemas.openxmlformats.org/officeDocument/2006/math" xmlns:aink="http://schemas.microsoft.com/office/drawing/2016/ink" xmlns:am3d="http://schemas.microsoft.com/office/drawing/2017/model3d" xmlns:oel="http://schemas.microsoft.com/office/2019/extlst" xmlns:r="http://schemas.openxmlformats.org/officeDocument/2006/relationships" xmlns:wp14="http://schemas.microsoft.com/office/word/2010/wordprocessingDrawing" xmlns:wp="http://schemas.openxmlformats.org/drawingml/2006/wordprocessingDrawing" xmlns:wpg="http://schemas.microsoft.com/office/word/2010/wordprocessingGroup" xmlns:wpi="http://schemas.microsoft.com/office/word/2010/wordprocessingInk" xmlns:wps="http://schemas.microsoft.com/office/word/2010/wordprocessingShape" xmlns:o="urn:schemas-microsoft-com:office:office" xmlns:v="urn:schemas-microsoft-com:vml" xmlns:w10="urn:schemas-microsoft-com:office:word" xmlns:w="http://schemas.openxmlformats.org/wordprocessingml/2006/main" xmlns:w14="http://schemas.microsoft.com/office/word/2010/wordml" xmlns:w15="http://schemas.microsoft.com/office/word/2012/wordml" xmlns:w16cex="http://schemas.microsoft.com/office/word/2018/wordml/cex" xmlns:w16cid="http://schemas.microsoft.com/office/word/2016/wordml/cid" xmlns:w16="http://schemas.microsoft.com/office/word/2018/wordml" xmlns:w16sdtdh="http://schemas.microsoft.com/office/word/2020/wordml/sdtdatahash" xmlns:w16sdtfl="http://schemas.microsoft.com/office/word/2024/wordml/sdtformatlock" xmlns:w16se="http://schemas.microsoft.com/office/word/2015/wordml/symex" xmlns:w16du="http://schemas.microsoft.com/office/word/2023/wordml/word16du" xmlns:wne="http://schemas.microsoft.com/office/word/2006/wordml" mc:Ignorable="w14 w15 w16se w16cid w16 w16cex w16sdtdh w16sdtfl w16du wp14">
   <w:p>
     <w:pPr>
       <w:pStyle w:val="Piedepgina"/>
@@ -7851,7 +7750,7 @@
 </file>
 
 <file path=word/footnotes.xml><?xml version="1.0" encoding="utf-8"?>
-<w:footnotes xmlns:wpc="http://schemas.microsoft.com/office/word/2010/wordprocessingCanvas" xmlns:cx="http://schemas.microsoft.com/office/drawing/2014/chartex" xmlns:cx1="http://schemas.microsoft.com/office/drawing/2015/9/8/chartex" xmlns:cx2="http://schemas.microsoft.com/office/drawing/2015/10/21/chartex" xmlns:cx3="http://schemas.microsoft.com/office/drawing/2016/5/9/chartex" xmlns:cx4="http://schemas.microsoft.com/office/drawing/2016/5/10/chartex" xmlns:cx5="http://schemas.microsoft.com/office/drawing/2016/5/11/chartex" xmlns:cx6="http://schemas.microsoft.com/office/drawing/2016/5/12/chartex" xmlns:cx7="http://schemas.microsoft.com/office/drawing/2016/5/13/chartex" xmlns:cx8="http://schemas.microsoft.com/office/drawing/2016/5/14/chartex" xmlns:mc="http://schemas.openxmlformats.org/markup-compatibility/2006" xmlns:aink="http://schemas.microsoft.com/office/drawing/2016/ink" xmlns:am3d="http://schemas.microsoft.com/office/drawing/2017/model3d" xmlns:o="urn:schemas-microsoft-com:office:office" xmlns:r="http://schemas.openxmlformats.org/officeDocument/2006/relationships" xmlns:m="http://schemas.openxmlformats.org/officeDocument/2006/math" xmlns:v="urn:schemas-microsoft-com:vml" xmlns:wp14="http://schemas.microsoft.com/office/word/2010/wordprocessingDrawing" xmlns:wp="http://schemas.openxmlformats.org/drawingml/2006/wordprocessingDrawing" xmlns:w10="urn:schemas-microsoft-com:office:word" xmlns:w="http://schemas.openxmlformats.org/wordprocessingml/2006/main" xmlns:w14="http://schemas.microsoft.com/office/word/2010/wordml" xmlns:w15="http://schemas.microsoft.com/office/word/2012/wordml" xmlns:w16cex="http://schemas.microsoft.com/office/word/2018/wordml/cex" xmlns:w16cid="http://schemas.microsoft.com/office/word/2016/wordml/cid" xmlns:w16="http://schemas.microsoft.com/office/word/2018/wordml" xmlns:w16se="http://schemas.microsoft.com/office/word/2015/wordml/symex" xmlns:wpg="http://schemas.microsoft.com/office/word/2010/wordprocessingGroup" xmlns:wpi="http://schemas.microsoft.com/office/word/2010/wordprocessingInk" xmlns:wne="http://schemas.microsoft.com/office/word/2006/wordml" xmlns:wps="http://schemas.microsoft.com/office/word/2010/wordprocessingShape" mc:Ignorable="w14 w15 w16se w16cid w16 w16cex wp14">
+<w:footnotes xmlns:wpc="http://schemas.microsoft.com/office/word/2010/wordprocessingCanvas" xmlns:cx="http://schemas.microsoft.com/office/drawing/2014/chartex" xmlns:cx1="http://schemas.microsoft.com/office/drawing/2015/9/8/chartex" xmlns:cx2="http://schemas.microsoft.com/office/drawing/2015/10/21/chartex" xmlns:cx3="http://schemas.microsoft.com/office/drawing/2016/5/9/chartex" xmlns:cx4="http://schemas.microsoft.com/office/drawing/2016/5/10/chartex" xmlns:cx5="http://schemas.microsoft.com/office/drawing/2016/5/11/chartex" xmlns:cx6="http://schemas.microsoft.com/office/drawing/2016/5/12/chartex" xmlns:cx7="http://schemas.microsoft.com/office/drawing/2016/5/13/chartex" xmlns:cx8="http://schemas.microsoft.com/office/drawing/2016/5/14/chartex" xmlns:mc="http://schemas.openxmlformats.org/markup-compatibility/2006" xmlns:m="http://schemas.openxmlformats.org/officeDocument/2006/math" xmlns:aink="http://schemas.microsoft.com/office/drawing/2016/ink" xmlns:am3d="http://schemas.microsoft.com/office/drawing/2017/model3d" xmlns:oel="http://schemas.microsoft.com/office/2019/extlst" xmlns:r="http://schemas.openxmlformats.org/officeDocument/2006/relationships" xmlns:wp14="http://schemas.microsoft.com/office/word/2010/wordprocessingDrawing" xmlns:wp="http://schemas.openxmlformats.org/drawingml/2006/wordprocessingDrawing" xmlns:wpg="http://schemas.microsoft.com/office/word/2010/wordprocessingGroup" xmlns:wpi="http://schemas.microsoft.com/office/word/2010/wordprocessingInk" xmlns:wps="http://schemas.microsoft.com/office/word/2010/wordprocessingShape" xmlns:o="urn:schemas-microsoft-com:office:office" xmlns:v="urn:schemas-microsoft-com:vml" xmlns:w10="urn:schemas-microsoft-com:office:word" xmlns:w="http://schemas.openxmlformats.org/wordprocessingml/2006/main" xmlns:w14="http://schemas.microsoft.com/office/word/2010/wordml" xmlns:w15="http://schemas.microsoft.com/office/word/2012/wordml" xmlns:w16cex="http://schemas.microsoft.com/office/word/2018/wordml/cex" xmlns:w16cid="http://schemas.microsoft.com/office/word/2016/wordml/cid" xmlns:w16="http://schemas.microsoft.com/office/word/2018/wordml" xmlns:w16sdtdh="http://schemas.microsoft.com/office/word/2020/wordml/sdtdatahash" xmlns:w16sdtfl="http://schemas.microsoft.com/office/word/2024/wordml/sdtformatlock" xmlns:w16se="http://schemas.microsoft.com/office/word/2015/wordml/symex" xmlns:w16du="http://schemas.microsoft.com/office/word/2023/wordml/word16du" xmlns:wne="http://schemas.microsoft.com/office/word/2006/wordml" mc:Ignorable="w14 w15 w16se w16cid w16 w16cex w16sdtdh w16sdtfl w16du wp14">
   <w:footnote w:type="separator" w:id="-1">
     <w:p>
       <w:pPr>
@@ -7876,7 +7775,7 @@
 </file>
 
 <file path=word/header1.xml><?xml version="1.0" encoding="utf-8"?>
-<w:hdr xmlns:wpc="http://schemas.microsoft.com/office/word/2010/wordprocessingCanvas" xmlns:cx="http://schemas.microsoft.com/office/drawing/2014/chartex" xmlns:cx1="http://schemas.microsoft.com/office/drawing/2015/9/8/chartex" xmlns:cx2="http://schemas.microsoft.com/office/drawing/2015/10/21/chartex" xmlns:cx3="http://schemas.microsoft.com/office/drawing/2016/5/9/chartex" xmlns:cx4="http://schemas.microsoft.com/office/drawing/2016/5/10/chartex" xmlns:cx5="http://schemas.microsoft.com/office/drawing/2016/5/11/chartex" xmlns:cx6="http://schemas.microsoft.com/office/drawing/2016/5/12/chartex" xmlns:cx7="http://schemas.microsoft.com/office/drawing/2016/5/13/chartex" xmlns:cx8="http://schemas.microsoft.com/office/drawing/2016/5/14/chartex" xmlns:mc="http://schemas.openxmlformats.org/markup-compatibility/2006" xmlns:aink="http://schemas.microsoft.com/office/drawing/2016/ink" xmlns:am3d="http://schemas.microsoft.com/office/drawing/2017/model3d" xmlns:o="urn:schemas-microsoft-com:office:office" xmlns:r="http://schemas.openxmlformats.org/officeDocument/2006/relationships" xmlns:m="http://schemas.openxmlformats.org/officeDocument/2006/math" xmlns:v="urn:schemas-microsoft-com:vml" xmlns:wp14="http://schemas.microsoft.com/office/word/2010/wordprocessingDrawing" xmlns:wp="http://schemas.openxmlformats.org/drawingml/2006/wordprocessingDrawing" xmlns:w10="urn:schemas-microsoft-com:office:word" xmlns:w="http://schemas.openxmlformats.org/wordprocessingml/2006/main" xmlns:w14="http://schemas.microsoft.com/office/word/2010/wordml" xmlns:w15="http://schemas.microsoft.com/office/word/2012/wordml" xmlns:w16cex="http://schemas.microsoft.com/office/word/2018/wordml/cex" xmlns:w16cid="http://schemas.microsoft.com/office/word/2016/wordml/cid" xmlns:w16="http://schemas.microsoft.com/office/word/2018/wordml" xmlns:w16se="http://schemas.microsoft.com/office/word/2015/wordml/symex" xmlns:wpg="http://schemas.microsoft.com/office/word/2010/wordprocessingGroup" xmlns:wpi="http://schemas.microsoft.com/office/word/2010/wordprocessingInk" xmlns:wne="http://schemas.microsoft.com/office/word/2006/wordml" xmlns:wps="http://schemas.microsoft.com/office/word/2010/wordprocessingShape" mc:Ignorable="w14 w15 w16se w16cid w16 w16cex wp14">
+<w:hdr xmlns:wpc="http://schemas.microsoft.com/office/word/2010/wordprocessingCanvas" xmlns:cx="http://schemas.microsoft.com/office/drawing/2014/chartex" xmlns:cx1="http://schemas.microsoft.com/office/drawing/2015/9/8/chartex" xmlns:cx2="http://schemas.microsoft.com/office/drawing/2015/10/21/chartex" xmlns:cx3="http://schemas.microsoft.com/office/drawing/2016/5/9/chartex" xmlns:cx4="http://schemas.microsoft.com/office/drawing/2016/5/10/chartex" xmlns:cx5="http://schemas.microsoft.com/office/drawing/2016/5/11/chartex" xmlns:cx6="http://schemas.microsoft.com/office/drawing/2016/5/12/chartex" xmlns:cx7="http://schemas.microsoft.com/office/drawing/2016/5/13/chartex" xmlns:cx8="http://schemas.microsoft.com/office/drawing/2016/5/14/chartex" xmlns:mc="http://schemas.openxmlformats.org/markup-compatibility/2006" xmlns:m="http://schemas.openxmlformats.org/officeDocument/2006/math" xmlns:aink="http://schemas.microsoft.com/office/drawing/2016/ink" xmlns:am3d="http://schemas.microsoft.com/office/drawing/2017/model3d" xmlns:oel="http://schemas.microsoft.com/office/2019/extlst" xmlns:r="http://schemas.openxmlformats.org/officeDocument/2006/relationships" xmlns:wp14="http://schemas.microsoft.com/office/word/2010/wordprocessingDrawing" xmlns:wp="http://schemas.openxmlformats.org/drawingml/2006/wordprocessingDrawing" xmlns:wpg="http://schemas.microsoft.com/office/word/2010/wordprocessingGroup" xmlns:wpi="http://schemas.microsoft.com/office/word/2010/wordprocessingInk" xmlns:wps="http://schemas.microsoft.com/office/word/2010/wordprocessingShape" xmlns:o="urn:schemas-microsoft-com:office:office" xmlns:v="urn:schemas-microsoft-com:vml" xmlns:w10="urn:schemas-microsoft-com:office:word" xmlns:w="http://schemas.openxmlformats.org/wordprocessingml/2006/main" xmlns:w14="http://schemas.microsoft.com/office/word/2010/wordml" xmlns:w15="http://schemas.microsoft.com/office/word/2012/wordml" xmlns:w16cex="http://schemas.microsoft.com/office/word/2018/wordml/cex" xmlns:w16cid="http://schemas.microsoft.com/office/word/2016/wordml/cid" xmlns:w16="http://schemas.microsoft.com/office/word/2018/wordml" xmlns:w16sdtdh="http://schemas.microsoft.com/office/word/2020/wordml/sdtdatahash" xmlns:w16sdtfl="http://schemas.microsoft.com/office/word/2024/wordml/sdtformatlock" xmlns:w16se="http://schemas.microsoft.com/office/word/2015/wordml/symex" xmlns:w16du="http://schemas.microsoft.com/office/word/2023/wordml/word16du" xmlns:wne="http://schemas.microsoft.com/office/word/2006/wordml" mc:Ignorable="w14 w15 w16se w16cid w16 w16cex w16sdtdh w16sdtfl w16du wp14">
   <w:p>
     <w:pPr>
       <w:pStyle w:val="Encabezado"/>
@@ -7948,7 +7847,7 @@
 </file>
 
 <file path=word/numbering.xml><?xml version="1.0" encoding="utf-8"?>
-<w:numbering xmlns:wpc="http://schemas.microsoft.com/office/word/2010/wordprocessingCanvas" xmlns:cx="http://schemas.microsoft.com/office/drawing/2014/chartex" xmlns:cx1="http://schemas.microsoft.com/office/drawing/2015/9/8/chartex" xmlns:cx2="http://schemas.microsoft.com/office/drawing/2015/10/21/chartex" xmlns:cx3="http://schemas.microsoft.com/office/drawing/2016/5/9/chartex" xmlns:cx4="http://schemas.microsoft.com/office/drawing/2016/5/10/chartex" xmlns:cx5="http://schemas.microsoft.com/office/drawing/2016/5/11/chartex" xmlns:cx6="http://schemas.microsoft.com/office/drawing/2016/5/12/chartex" xmlns:cx7="http://schemas.microsoft.com/office/drawing/2016/5/13/chartex" xmlns:cx8="http://schemas.microsoft.com/office/drawing/2016/5/14/chartex" xmlns:mc="http://schemas.openxmlformats.org/markup-compatibility/2006" xmlns:aink="http://schemas.microsoft.com/office/drawing/2016/ink" xmlns:am3d="http://schemas.microsoft.com/office/drawing/2017/model3d" xmlns:o="urn:schemas-microsoft-com:office:office" xmlns:r="http://schemas.openxmlformats.org/officeDocument/2006/relationships" xmlns:m="http://schemas.openxmlformats.org/officeDocument/2006/math" xmlns:v="urn:schemas-microsoft-com:vml" xmlns:wp14="http://schemas.microsoft.com/office/word/2010/wordprocessingDrawing" xmlns:wp="http://schemas.openxmlformats.org/drawingml/2006/wordprocessingDrawing" xmlns:w10="urn:schemas-microsoft-com:office:word" xmlns:w="http://schemas.openxmlformats.org/wordprocessingml/2006/main" xmlns:w14="http://schemas.microsoft.com/office/word/2010/wordml" xmlns:w15="http://schemas.microsoft.com/office/word/2012/wordml" xmlns:w16cex="http://schemas.microsoft.com/office/word/2018/wordml/cex" xmlns:w16cid="http://schemas.microsoft.com/office/word/2016/wordml/cid" xmlns:w16="http://schemas.microsoft.com/office/word/2018/wordml" xmlns:w16se="http://schemas.microsoft.com/office/word/2015/wordml/symex" xmlns:wpg="http://schemas.microsoft.com/office/word/2010/wordprocessingGroup" xmlns:wpi="http://schemas.microsoft.com/office/word/2010/wordprocessingInk" xmlns:wne="http://schemas.microsoft.com/office/word/2006/wordml" xmlns:wps="http://schemas.microsoft.com/office/word/2010/wordprocessingShape" mc:Ignorable="w14 w15 w16se w16cid w16 w16cex wp14">
+<w:numbering xmlns:wpc="http://schemas.microsoft.com/office/word/2010/wordprocessingCanvas" xmlns:cx="http://schemas.microsoft.com/office/drawing/2014/chartex" xmlns:cx1="http://schemas.microsoft.com/office/drawing/2015/9/8/chartex" xmlns:cx2="http://schemas.microsoft.com/office/drawing/2015/10/21/chartex" xmlns:cx3="http://schemas.microsoft.com/office/drawing/2016/5/9/chartex" xmlns:cx4="http://schemas.microsoft.com/office/drawing/2016/5/10/chartex" xmlns:cx5="http://schemas.microsoft.com/office/drawing/2016/5/11/chartex" xmlns:cx6="http://schemas.microsoft.com/office/drawing/2016/5/12/chartex" xmlns:cx7="http://schemas.microsoft.com/office/drawing/2016/5/13/chartex" xmlns:cx8="http://schemas.microsoft.com/office/drawing/2016/5/14/chartex" xmlns:mc="http://schemas.openxmlformats.org/markup-compatibility/2006" xmlns:m="http://schemas.openxmlformats.org/officeDocument/2006/math" xmlns:aink="http://schemas.microsoft.com/office/drawing/2016/ink" xmlns:am3d="http://schemas.microsoft.com/office/drawing/2017/model3d" xmlns:oel="http://schemas.microsoft.com/office/2019/extlst" xmlns:r="http://schemas.openxmlformats.org/officeDocument/2006/relationships" xmlns:wp14="http://schemas.microsoft.com/office/word/2010/wordprocessingDrawing" xmlns:wp="http://schemas.openxmlformats.org/drawingml/2006/wordprocessingDrawing" xmlns:wpg="http://schemas.microsoft.com/office/word/2010/wordprocessingGroup" xmlns:wpi="http://schemas.microsoft.com/office/word/2010/wordprocessingInk" xmlns:wps="http://schemas.microsoft.com/office/word/2010/wordprocessingShape" xmlns:o="urn:schemas-microsoft-com:office:office" xmlns:v="urn:schemas-microsoft-com:vml" xmlns:w10="urn:schemas-microsoft-com:office:word" xmlns:w="http://schemas.openxmlformats.org/wordprocessingml/2006/main" xmlns:w14="http://schemas.microsoft.com/office/word/2010/wordml" xmlns:w15="http://schemas.microsoft.com/office/word/2012/wordml" xmlns:w16cex="http://schemas.microsoft.com/office/word/2018/wordml/cex" xmlns:w16cid="http://schemas.microsoft.com/office/word/2016/wordml/cid" xmlns:w16="http://schemas.microsoft.com/office/word/2018/wordml" xmlns:w16sdtdh="http://schemas.microsoft.com/office/word/2020/wordml/sdtdatahash" xmlns:w16sdtfl="http://schemas.microsoft.com/office/word/2024/wordml/sdtformatlock" xmlns:w16se="http://schemas.microsoft.com/office/word/2015/wordml/symex" xmlns:w16du="http://schemas.microsoft.com/office/word/2023/wordml/word16du" xmlns:wne="http://schemas.microsoft.com/office/word/2006/wordml" mc:Ignorable="w14 w15 w16se w16cid w16 w16cex w16sdtdh w16sdtfl w16du wp14">
   <w:abstractNum w:abstractNumId="0" w15:restartNumberingAfterBreak="0">
     <w:nsid w:val="FFFFFF89"/>
     <w:multiLevelType w:val="singleLevel"/>
@@ -12437,130 +12336,130 @@
       </w:rPr>
     </w:lvl>
   </w:abstractNum>
-  <w:num w:numId="1">
+  <w:num w:numId="1" w16cid:durableId="302197619">
     <w:abstractNumId w:val="40"/>
   </w:num>
-  <w:num w:numId="2">
+  <w:num w:numId="2" w16cid:durableId="525678960">
     <w:abstractNumId w:val="0"/>
   </w:num>
-  <w:num w:numId="3">
+  <w:num w:numId="3" w16cid:durableId="1932422362">
     <w:abstractNumId w:val="26"/>
   </w:num>
-  <w:num w:numId="4">
+  <w:num w:numId="4" w16cid:durableId="1711568734">
     <w:abstractNumId w:val="18"/>
   </w:num>
-  <w:num w:numId="5">
+  <w:num w:numId="5" w16cid:durableId="1556434576">
     <w:abstractNumId w:val="38"/>
   </w:num>
-  <w:num w:numId="6">
+  <w:num w:numId="6" w16cid:durableId="944731337">
     <w:abstractNumId w:val="35"/>
   </w:num>
-  <w:num w:numId="7">
+  <w:num w:numId="7" w16cid:durableId="535968185">
     <w:abstractNumId w:val="6"/>
   </w:num>
-  <w:num w:numId="8">
+  <w:num w:numId="8" w16cid:durableId="880089640">
     <w:abstractNumId w:val="8"/>
   </w:num>
-  <w:num w:numId="9">
+  <w:num w:numId="9" w16cid:durableId="1458724183">
     <w:abstractNumId w:val="25"/>
   </w:num>
-  <w:num w:numId="10">
+  <w:num w:numId="10" w16cid:durableId="1552108476">
     <w:abstractNumId w:val="37"/>
   </w:num>
-  <w:num w:numId="11">
+  <w:num w:numId="11" w16cid:durableId="430779086">
     <w:abstractNumId w:val="3"/>
   </w:num>
-  <w:num w:numId="12">
+  <w:num w:numId="12" w16cid:durableId="1883899593">
     <w:abstractNumId w:val="21"/>
   </w:num>
-  <w:num w:numId="13">
+  <w:num w:numId="13" w16cid:durableId="1248148902">
     <w:abstractNumId w:val="28"/>
   </w:num>
-  <w:num w:numId="14">
+  <w:num w:numId="14" w16cid:durableId="2031026267">
     <w:abstractNumId w:val="10"/>
   </w:num>
-  <w:num w:numId="15">
+  <w:num w:numId="15" w16cid:durableId="2022193505">
     <w:abstractNumId w:val="14"/>
   </w:num>
-  <w:num w:numId="16">
+  <w:num w:numId="16" w16cid:durableId="1783694833">
     <w:abstractNumId w:val="41"/>
   </w:num>
-  <w:num w:numId="17">
+  <w:num w:numId="17" w16cid:durableId="255525829">
     <w:abstractNumId w:val="20"/>
   </w:num>
-  <w:num w:numId="18">
+  <w:num w:numId="18" w16cid:durableId="1831485335">
     <w:abstractNumId w:val="5"/>
   </w:num>
-  <w:num w:numId="19">
+  <w:num w:numId="19" w16cid:durableId="1515533523">
     <w:abstractNumId w:val="12"/>
   </w:num>
-  <w:num w:numId="20">
+  <w:num w:numId="20" w16cid:durableId="1482500397">
     <w:abstractNumId w:val="32"/>
   </w:num>
-  <w:num w:numId="21">
+  <w:num w:numId="21" w16cid:durableId="281308501">
     <w:abstractNumId w:val="27"/>
   </w:num>
-  <w:num w:numId="22">
+  <w:num w:numId="22" w16cid:durableId="1973442834">
     <w:abstractNumId w:val="2"/>
   </w:num>
-  <w:num w:numId="23">
+  <w:num w:numId="23" w16cid:durableId="1540779772">
     <w:abstractNumId w:val="13"/>
   </w:num>
-  <w:num w:numId="24">
+  <w:num w:numId="24" w16cid:durableId="994718780">
     <w:abstractNumId w:val="9"/>
   </w:num>
-  <w:num w:numId="25">
+  <w:num w:numId="25" w16cid:durableId="954094469">
     <w:abstractNumId w:val="7"/>
   </w:num>
-  <w:num w:numId="26">
+  <w:num w:numId="26" w16cid:durableId="1390768657">
     <w:abstractNumId w:val="22"/>
   </w:num>
-  <w:num w:numId="27">
+  <w:num w:numId="27" w16cid:durableId="375592586">
     <w:abstractNumId w:val="31"/>
   </w:num>
-  <w:num w:numId="28">
+  <w:num w:numId="28" w16cid:durableId="29110357">
     <w:abstractNumId w:val="19"/>
   </w:num>
-  <w:num w:numId="29">
+  <w:num w:numId="29" w16cid:durableId="1700548711">
     <w:abstractNumId w:val="30"/>
   </w:num>
-  <w:num w:numId="30">
+  <w:num w:numId="30" w16cid:durableId="1840608873">
     <w:abstractNumId w:val="34"/>
   </w:num>
-  <w:num w:numId="31">
+  <w:num w:numId="31" w16cid:durableId="266544779">
     <w:abstractNumId w:val="36"/>
   </w:num>
-  <w:num w:numId="32">
+  <w:num w:numId="32" w16cid:durableId="1488934300">
     <w:abstractNumId w:val="33"/>
   </w:num>
-  <w:num w:numId="33">
+  <w:num w:numId="33" w16cid:durableId="948469568">
     <w:abstractNumId w:val="39"/>
   </w:num>
-  <w:num w:numId="34">
+  <w:num w:numId="34" w16cid:durableId="2108384974">
     <w:abstractNumId w:val="15"/>
   </w:num>
-  <w:num w:numId="35">
+  <w:num w:numId="35" w16cid:durableId="1083839755">
     <w:abstractNumId w:val="11"/>
   </w:num>
-  <w:num w:numId="36">
+  <w:num w:numId="36" w16cid:durableId="1520007739">
     <w:abstractNumId w:val="16"/>
   </w:num>
-  <w:num w:numId="37">
+  <w:num w:numId="37" w16cid:durableId="252397319">
     <w:abstractNumId w:val="29"/>
   </w:num>
-  <w:num w:numId="38">
+  <w:num w:numId="38" w16cid:durableId="192429380">
     <w:abstractNumId w:val="1"/>
   </w:num>
-  <w:num w:numId="39">
+  <w:num w:numId="39" w16cid:durableId="1716465559">
     <w:abstractNumId w:val="17"/>
   </w:num>
-  <w:num w:numId="40">
+  <w:num w:numId="40" w16cid:durableId="2084058707">
     <w:abstractNumId w:val="4"/>
   </w:num>
-  <w:num w:numId="41">
+  <w:num w:numId="41" w16cid:durableId="735936105">
     <w:abstractNumId w:val="23"/>
   </w:num>
-  <w:num w:numId="42">
+  <w:num w:numId="42" w16cid:durableId="852382580">
     <w:abstractNumId w:val="24"/>
   </w:num>
   <w:numIdMacAtCleanup w:val="26"/>
@@ -12568,7 +12467,7 @@
 </file>
 
 <file path=word/styles.xml><?xml version="1.0" encoding="utf-8"?>
-<w:styles xmlns:mc="http://schemas.openxmlformats.org/markup-compatibility/2006" xmlns:r="http://schemas.openxmlformats.org/officeDocument/2006/relationships" xmlns:w="http://schemas.openxmlformats.org/wordprocessingml/2006/main" xmlns:w14="http://schemas.microsoft.com/office/word/2010/wordml" xmlns:w15="http://schemas.microsoft.com/office/word/2012/wordml" xmlns:w16cex="http://schemas.microsoft.com/office/word/2018/wordml/cex" xmlns:w16cid="http://schemas.microsoft.com/office/word/2016/wordml/cid" xmlns:w16="http://schemas.microsoft.com/office/word/2018/wordml" xmlns:w16se="http://schemas.microsoft.com/office/word/2015/wordml/symex" mc:Ignorable="w14 w15 w16se w16cid w16 w16cex">
+<w:styles xmlns:mc="http://schemas.openxmlformats.org/markup-compatibility/2006" xmlns:r="http://schemas.openxmlformats.org/officeDocument/2006/relationships" xmlns:w="http://schemas.openxmlformats.org/wordprocessingml/2006/main" xmlns:w14="http://schemas.microsoft.com/office/word/2010/wordml" xmlns:w15="http://schemas.microsoft.com/office/word/2012/wordml" xmlns:w16cex="http://schemas.microsoft.com/office/word/2018/wordml/cex" xmlns:w16cid="http://schemas.microsoft.com/office/word/2016/wordml/cid" xmlns:w16="http://schemas.microsoft.com/office/word/2018/wordml" xmlns:w16sdtdh="http://schemas.microsoft.com/office/word/2020/wordml/sdtdatahash" xmlns:w16sdtfl="http://schemas.microsoft.com/office/word/2024/wordml/sdtformatlock" xmlns:w16se="http://schemas.microsoft.com/office/word/2015/wordml/symex" xmlns:w16du="http://schemas.microsoft.com/office/word/2023/wordml/word16du" mc:Ignorable="w14 w15 w16se w16cid w16 w16cex w16sdtdh w16sdtfl w16du">
   <w:docDefaults>
     <w:rPrDefault>
       <w:rPr>
@@ -12684,6 +12583,7 @@
     <w:lsdException w:name="HTML Sample" w:semiHidden="1" w:unhideWhenUsed="1"/>
     <w:lsdException w:name="HTML Typewriter" w:semiHidden="1" w:unhideWhenUsed="1"/>
     <w:lsdException w:name="HTML Variable" w:semiHidden="1" w:unhideWhenUsed="1"/>
+    <w:lsdException w:name="Normal Table" w:semiHidden="1" w:unhideWhenUsed="1"/>
     <w:lsdException w:name="annotation subject" w:semiHidden="1" w:unhideWhenUsed="1"/>
     <w:lsdException w:name="No List" w:semiHidden="1" w:unhideWhenUsed="1"/>
     <w:lsdException w:name="Outline List 1" w:semiHidden="1" w:unhideWhenUsed="1"/>
@@ -12730,8 +12630,10 @@
     <w:lsdException w:name="Table Subtle 2" w:semiHidden="1" w:unhideWhenUsed="1"/>
     <w:lsdException w:name="Table Web 1" w:semiHidden="1" w:unhideWhenUsed="1"/>
     <w:lsdException w:name="Table Web 2" w:semiHidden="1" w:unhideWhenUsed="1"/>
+    <w:lsdException w:name="Table Web 3" w:semiHidden="1" w:unhideWhenUsed="1"/>
     <w:lsdException w:name="Balloon Text" w:semiHidden="1" w:unhideWhenUsed="1"/>
     <w:lsdException w:name="Table Grid" w:uiPriority="39"/>
+    <w:lsdException w:name="Table Theme" w:semiHidden="1" w:unhideWhenUsed="1"/>
     <w:lsdException w:name="Placeholder Text" w:semiHidden="1"/>
     <w:lsdException w:name="No Spacing" w:uiPriority="1" w:qFormat="1"/>
     <w:lsdException w:name="Light Shading" w:uiPriority="60"/>
@@ -14273,19 +14175,17 @@
 </file>
 
 <file path=customXml/item1.xml><?xml version="1.0" encoding="utf-8"?>
-<?mso-contentType ?>
-<FormTemplates xmlns="http://schemas.microsoft.com/sharepoint/v3/contenttype/forms">
-  <Display>DocumentLibraryForm</Display>
-  <Edit>DocumentLibraryForm</Edit>
-  <New>DocumentLibraryForm</New>
-</FormTemplates>
+<p:properties xmlns:p="http://schemas.microsoft.com/office/2006/metadata/properties" xmlns:xsi="http://www.w3.org/2001/XMLSchema-instance" xmlns:pc="http://schemas.microsoft.com/office/infopath/2007/PartnerControls">
+  <documentManagement>
+    <TaxCatchAll xmlns="2c0ff4f8-6664-4eb8-8bb0-965f2536cb1b" xsi:nil="true"/>
+    <lcf76f155ced4ddcb4097134ff3c332f xmlns="2b6b437a-5846-4934-ac66-7de06297595b">
+      <Terms xmlns="http://schemas.microsoft.com/office/infopath/2007/PartnerControls"/>
+    </lcf76f155ced4ddcb4097134ff3c332f>
+  </documentManagement>
+</p:properties>
 </file>
 
 <file path=customXml/item2.xml><?xml version="1.0" encoding="utf-8"?>
-<b:Sources xmlns:b="http://schemas.openxmlformats.org/officeDocument/2006/bibliography" xmlns="http://schemas.openxmlformats.org/officeDocument/2006/bibliography" SelectedStyle="\APASixthEditionOfficeOnline.xsl" StyleName="APA" Version="6"/>
-</file>
-
-<file path=customXml/item3.xml><?xml version="1.0" encoding="utf-8"?>
 <ct:contentTypeSchema xmlns:ct="http://schemas.microsoft.com/office/2006/metadata/contentType" xmlns:ma="http://schemas.microsoft.com/office/2006/metadata/properties/metaAttributes" ct:_="" ma:_="" ma:contentTypeName="Documento" ma:contentTypeID="0x010100FD531872C7CE554584EF00C37E403D8B" ma:contentTypeVersion="12" ma:contentTypeDescription="Crear nuevo documento." ma:contentTypeScope="" ma:versionID="a0d89fd5b48a615df9537d24884bb7c6">
   <xsd:schema xmlns:xsd="http://www.w3.org/2001/XMLSchema" xmlns:xs="http://www.w3.org/2001/XMLSchema" xmlns:p="http://schemas.microsoft.com/office/2006/metadata/properties" xmlns:ns2="2b6b437a-5846-4934-ac66-7de06297595b" xmlns:ns3="2c0ff4f8-6664-4eb8-8bb0-965f2536cb1b" targetNamespace="http://schemas.microsoft.com/office/2006/metadata/properties" ma:root="true" ma:fieldsID="50ca0175e5ef1c7ebc90c8a78e9b38bb" ns2:_="" ns3:_="">
     <xsd:import namespace="2b6b437a-5846-4934-ac66-7de06297595b"/>
@@ -14486,38 +14386,20 @@
 </ct:contentTypeSchema>
 </file>
 
+<file path=customXml/item3.xml><?xml version="1.0" encoding="utf-8"?>
+<b:Sources xmlns:b="http://schemas.openxmlformats.org/officeDocument/2006/bibliography" xmlns="http://schemas.openxmlformats.org/officeDocument/2006/bibliography" SelectedStyle="\APASixthEditionOfficeOnline.xsl" StyleName="APA" Version="6"/>
+</file>
+
 <file path=customXml/item4.xml><?xml version="1.0" encoding="utf-8"?>
-<p:properties xmlns:p="http://schemas.microsoft.com/office/2006/metadata/properties" xmlns:xsi="http://www.w3.org/2001/XMLSchema-instance" xmlns:pc="http://schemas.microsoft.com/office/infopath/2007/PartnerControls">
-  <documentManagement>
-    <TaxCatchAll xmlns="2c0ff4f8-6664-4eb8-8bb0-965f2536cb1b" xsi:nil="true"/>
-    <lcf76f155ced4ddcb4097134ff3c332f xmlns="2b6b437a-5846-4934-ac66-7de06297595b">
-      <Terms xmlns="http://schemas.microsoft.com/office/infopath/2007/PartnerControls"/>
-    </lcf76f155ced4ddcb4097134ff3c332f>
-  </documentManagement>
-</p:properties>
+<?mso-contentType ?>
+<FormTemplates xmlns="http://schemas.microsoft.com/sharepoint/v3/contenttype/forms">
+  <Display>DocumentLibraryForm</Display>
+  <Edit>DocumentLibraryForm</Edit>
+  <New>DocumentLibraryForm</New>
+</FormTemplates>
 </file>
 
 <file path=customXml/itemProps1.xml><?xml version="1.0" encoding="utf-8"?>
-<ds:datastoreItem xmlns:ds="http://schemas.openxmlformats.org/officeDocument/2006/customXml" ds:itemID="{552005E9-8E7D-407F-A5F2-EA3179851101}">
-  <ds:schemaRefs>
-    <ds:schemaRef ds:uri="http://schemas.microsoft.com/sharepoint/v3/contenttype/forms"/>
-  </ds:schemaRefs>
-</ds:datastoreItem>
-</file>
-
-<file path=customXml/itemProps2.xml><?xml version="1.0" encoding="utf-8"?>
-<ds:datastoreItem xmlns:ds="http://schemas.openxmlformats.org/officeDocument/2006/customXml" ds:itemID="{DE1B83FB-C501-4E5A-AC5B-F6E066BEEF60}">
-  <ds:schemaRefs>
-    <ds:schemaRef ds:uri="http://schemas.openxmlformats.org/officeDocument/2006/bibliography"/>
-  </ds:schemaRefs>
-</ds:datastoreItem>
-</file>
-
-<file path=customXml/itemProps3.xml><?xml version="1.0" encoding="utf-8"?>
-<ds:datastoreItem xmlns:ds="http://schemas.openxmlformats.org/officeDocument/2006/customXml" ds:itemID="{D5855D6C-BF8C-45C2-9116-38B09D0A6BAE}"/>
-</file>
-
-<file path=customXml/itemProps4.xml><?xml version="1.0" encoding="utf-8"?>
 <ds:datastoreItem xmlns:ds="http://schemas.openxmlformats.org/officeDocument/2006/customXml" ds:itemID="{29905D8E-0385-4100-AB4A-DCC089DD233E}">
   <ds:schemaRefs>
     <ds:schemaRef ds:uri="http://schemas.microsoft.com/office/2006/metadata/properties"/>
@@ -14526,4 +14408,39 @@
     <ds:schemaRef ds:uri="2b6b437a-5846-4934-ac66-7de06297595b"/>
   </ds:schemaRefs>
 </ds:datastoreItem>
+</file>
+
+<file path=customXml/itemProps2.xml><?xml version="1.0" encoding="utf-8"?>
+<ds:datastoreItem xmlns:ds="http://schemas.openxmlformats.org/officeDocument/2006/customXml" ds:itemID="{D5855D6C-BF8C-45C2-9116-38B09D0A6BAE}">
+  <ds:schemaRefs>
+    <ds:schemaRef ds:uri="http://schemas.microsoft.com/office/2006/metadata/contentType"/>
+    <ds:schemaRef ds:uri="http://schemas.microsoft.com/office/2006/metadata/properties/metaAttributes"/>
+    <ds:schemaRef ds:uri="http://www.w3.org/2001/XMLSchema"/>
+    <ds:schemaRef ds:uri="http://schemas.microsoft.com/office/2006/metadata/properties"/>
+    <ds:schemaRef ds:uri="2b6b437a-5846-4934-ac66-7de06297595b"/>
+    <ds:schemaRef ds:uri="2c0ff4f8-6664-4eb8-8bb0-965f2536cb1b"/>
+    <ds:schemaRef ds:uri="http://schemas.microsoft.com/office/2006/documentManagement/types"/>
+    <ds:schemaRef ds:uri="http://schemas.microsoft.com/office/infopath/2007/PartnerControls"/>
+    <ds:schemaRef ds:uri="http://schemas.openxmlformats.org/package/2006/metadata/core-properties"/>
+    <ds:schemaRef ds:uri="http://purl.org/dc/elements/1.1/"/>
+    <ds:schemaRef ds:uri="http://purl.org/dc/terms/"/>
+    <ds:schemaRef ds:uri="http://schemas.microsoft.com/internal/obd"/>
+  </ds:schemaRefs>
+</ds:datastoreItem>
+</file>
+
+<file path=customXml/itemProps3.xml><?xml version="1.0" encoding="utf-8"?>
+<ds:datastoreItem xmlns:ds="http://schemas.openxmlformats.org/officeDocument/2006/customXml" ds:itemID="{DE1B83FB-C501-4E5A-AC5B-F6E066BEEF60}">
+  <ds:schemaRefs>
+    <ds:schemaRef ds:uri="http://schemas.openxmlformats.org/officeDocument/2006/bibliography"/>
+  </ds:schemaRefs>
+</ds:datastoreItem>
+</file>
+
+<file path=customXml/itemProps4.xml><?xml version="1.0" encoding="utf-8"?>
+<ds:datastoreItem xmlns:ds="http://schemas.openxmlformats.org/officeDocument/2006/customXml" ds:itemID="{552005E9-8E7D-407F-A5F2-EA3179851101}">
+  <ds:schemaRefs>
+    <ds:schemaRef ds:uri="http://schemas.microsoft.com/sharepoint/v3/contenttype/forms"/>
+  </ds:schemaRefs>
+</ds:datastoreItem>
 </file>